--- a/ipsa/project-front-page.docx
+++ b/ipsa/project-front-page.docx
@@ -64,7 +64,7 @@
           <w:sz w:val="52"/>
           <w:lang w:val="en-US"/>
         </w:rPr>
-        <w:t>5</w:t>
+        <w:t>6</w:t>
       </w:r>
       <w:r>
         <w:rPr>
@@ -236,7 +236,7 @@
                 <w:sz w:val="24"/>
                 <w:lang w:val="en-US"/>
               </w:rPr>
-              <w:t>4</w:t>
+              <w:t>5</w:t>
             </w:r>
             <w:r>
               <w:rPr>
@@ -1584,4 +1584,10 @@
     </a:ext>
   </a:extLst>
 </a:theme>
+</file>
+
+<file path=docMetadata/LabelInfo.xml><?xml version="1.0" encoding="utf-8"?>
+<clbl:labelList xmlns:clbl="http://schemas.microsoft.com/office/2020/mipLabelMetadata">
+  <clbl:label id="{61fd1d36-fecb-47ca-b7d7-d0df0370a198}" enabled="0" method="" siteId="{61fd1d36-fecb-47ca-b7d7-d0df0370a198}" removed="1"/>
+</clbl:labelList>
 </file>
--- a/ipsa/project-front-page.docx
+++ b/ipsa/project-front-page.docx
@@ -741,7 +741,7 @@
           <w:szCs w:val="20"/>
           <w:lang w:val="en-US"/>
         </w:rPr>
-        <w:t xml:space="preserve"> this is encouraged – but always state your source in your handin. Also discussing your problems with your project with other students is perfectly fine, but </w:t>
+        <w:t xml:space="preserve"> this is encouraged – but always state your source in your handin. Also discussing your problems with your project with other students is perfectly fine but </w:t>
       </w:r>
       <w:r>
         <w:rPr>
@@ -755,14 +755,42 @@
           <w:szCs w:val="20"/>
           <w:lang w:val="en-US"/>
         </w:rPr>
-        <w:t xml:space="preserve">each group should handin their own solution. </w:t>
-      </w:r>
-      <w:r>
-        <w:rPr>
-          <w:szCs w:val="20"/>
-          <w:lang w:val="en-US"/>
-        </w:rPr>
-        <w:t>If you are in doubt if you solution will be very similar to another group because you discussed the details, please put a remark that you have discussed your solution with other group</w:t>
+        <w:t>each group should hand</w:t>
+      </w:r>
+      <w:r>
+        <w:rPr>
+          <w:szCs w:val="20"/>
+          <w:lang w:val="en-US"/>
+        </w:rPr>
+        <w:t xml:space="preserve"> </w:t>
+      </w:r>
+      <w:r>
+        <w:rPr>
+          <w:szCs w:val="20"/>
+          <w:lang w:val="en-US"/>
+        </w:rPr>
+        <w:t xml:space="preserve">in their own solution. </w:t>
+      </w:r>
+      <w:r>
+        <w:rPr>
+          <w:szCs w:val="20"/>
+          <w:lang w:val="en-US"/>
+        </w:rPr>
+        <w:t>If you are in doubt if you</w:t>
+      </w:r>
+      <w:r>
+        <w:rPr>
+          <w:szCs w:val="20"/>
+          <w:lang w:val="en-US"/>
+        </w:rPr>
+        <w:t>r</w:t>
+      </w:r>
+      <w:r>
+        <w:rPr>
+          <w:szCs w:val="20"/>
+          <w:lang w:val="en-US"/>
+        </w:rPr>
+        <w:t xml:space="preserve"> solution will be very similar to another group because you discussed the details, please put a remark that you have discussed your solution with other group</w:t>
       </w:r>
       <w:r>
         <w:rPr>

--- a/ipsa/project-front-page.docx
+++ b/ipsa/project-front-page.docx
@@ -20,36 +20,46 @@
         </w:rPr>
         <w:t>Introduction to Programming</w:t>
       </w:r>
-    </w:p>
-    <w:p>
-      <w:pPr>
-        <w:spacing w:after="0" w:line="240" w:lineRule="auto"/>
-        <w:jc w:val="center"/>
+      <w:r>
         <w:rPr>
           <w:b/>
           <w:sz w:val="52"/>
           <w:lang w:val="en-US"/>
         </w:rPr>
-      </w:pPr>
+        <w:t xml:space="preserve"> </w:t>
+      </w:r>
       <w:r>
         <w:rPr>
           <w:b/>
           <w:sz w:val="52"/>
           <w:lang w:val="en-US"/>
         </w:rPr>
-        <w:t>with Scientific Applications</w:t>
-      </w:r>
-    </w:p>
-    <w:p>
-      <w:pPr>
-        <w:spacing w:after="240" w:line="240" w:lineRule="auto"/>
-        <w:jc w:val="center"/>
+        <w:t xml:space="preserve">with </w:t>
+      </w:r>
+      <w:r>
         <w:rPr>
           <w:b/>
           <w:sz w:val="52"/>
           <w:lang w:val="en-US"/>
         </w:rPr>
-      </w:pPr>
+        <w:br/>
+      </w:r>
+      <w:r>
+        <w:rPr>
+          <w:b/>
+          <w:sz w:val="52"/>
+          <w:lang w:val="en-US"/>
+        </w:rPr>
+        <w:t>Scientific Applications</w:t>
+      </w:r>
+      <w:r>
+        <w:rPr>
+          <w:b/>
+          <w:sz w:val="52"/>
+          <w:lang w:val="en-US"/>
+        </w:rPr>
+        <w:t xml:space="preserve"> </w:t>
+      </w:r>
       <w:r>
         <w:rPr>
           <w:b/>
@@ -80,6 +90,8 @@
         <w:spacing w:line="240" w:lineRule="auto"/>
         <w:jc w:val="center"/>
         <w:rPr>
+          <w:i/>
+          <w:iCs/>
           <w:sz w:val="52"/>
           <w:lang w:val="en-US"/>
         </w:rPr>
@@ -89,7 +101,17 @@
           <w:sz w:val="52"/>
           <w:lang w:val="en-US"/>
         </w:rPr>
-        <w:t>Final project</w:t>
+        <w:br/>
+      </w:r>
+      <w:r>
+        <w:rPr>
+          <w:i/>
+          <w:iCs/>
+          <w:color w:val="EE0000"/>
+          <w:sz w:val="52"/>
+          <w:lang w:val="en-US"/>
+        </w:rPr>
+        <w:t>Project title</w:t>
       </w:r>
     </w:p>
     <w:p>
@@ -565,6 +587,26 @@
                 <w:lang w:val="en-US"/>
               </w:rPr>
               <w:t>It is mandatory to give a statement – also if you did not use GAI</w:t>
+            </w:r>
+            <w:r>
+              <w:rPr>
+                <w:i/>
+                <w:iCs/>
+                <w:color w:val="FF0000"/>
+                <w:sz w:val="24"/>
+                <w:lang w:val="en-US"/>
+              </w:rPr>
+              <w:t>,</w:t>
+            </w:r>
+            <w:r>
+              <w:rPr>
+                <w:i/>
+                <w:iCs/>
+                <w:color w:val="FF0000"/>
+                <w:sz w:val="24"/>
+                <w:lang w:val="en-US"/>
+              </w:rPr>
+              <w:t xml:space="preserve"> list AI assistants used</w:t>
             </w:r>
           </w:p>
         </w:tc>
